--- a/LAB02/MUHAMMAD HAMMAD_lab2.docx
+++ b/LAB02/MUHAMMAD HAMMAD_lab2.docx
@@ -46,15 +46,34 @@
           <w:i/>
           <w:sz w:val="24"/>
         </w:rPr>
-        <w:t xml:space="preserve">Flow Chart </w:t>
-      </w:r>
-      <w:r>
-        <w:rPr>
-          <w:rFonts w:ascii="Arial" w:eastAsia="Arial" w:hAnsi="Arial" w:cs="Arial"/>
-          <w:b/>
-          <w:sz w:val="24"/>
-        </w:rPr>
-        <w:t xml:space="preserve">: </w:t>
+        <w:t xml:space="preserve">Flow </w:t>
+      </w:r>
+      <w:proofErr w:type="gramStart"/>
+      <w:r>
+        <w:rPr>
+          <w:rFonts w:ascii="Arial" w:eastAsia="Arial" w:hAnsi="Arial" w:cs="Arial"/>
+          <w:b/>
+          <w:i/>
+          <w:sz w:val="24"/>
+        </w:rPr>
+        <w:t xml:space="preserve">Chart </w:t>
+      </w:r>
+      <w:r>
+        <w:rPr>
+          <w:rFonts w:ascii="Arial" w:eastAsia="Arial" w:hAnsi="Arial" w:cs="Arial"/>
+          <w:b/>
+          <w:sz w:val="24"/>
+        </w:rPr>
+        <w:t>:</w:t>
+      </w:r>
+      <w:proofErr w:type="gramEnd"/>
+      <w:r>
+        <w:rPr>
+          <w:rFonts w:ascii="Arial" w:eastAsia="Arial" w:hAnsi="Arial" w:cs="Arial"/>
+          <w:b/>
+          <w:sz w:val="24"/>
+        </w:rPr>
+        <w:t xml:space="preserve"> </w:t>
       </w:r>
       <w:r>
         <w:rPr>
@@ -114,28 +133,30 @@
         <w:drawing>
           <wp:anchor distT="0" distB="0" distL="114300" distR="114300" simplePos="0" relativeHeight="251660288" behindDoc="0" locked="0" layoutInCell="1" allowOverlap="1" wp14:anchorId="6A97A033" wp14:editId="55E9BA2A">
             <wp:simplePos x="0" y="0"/>
-            <wp:positionH relativeFrom="column">
-              <wp:posOffset>928976</wp:posOffset>
+            <wp:positionH relativeFrom="margin">
+              <wp:align>center</wp:align>
             </wp:positionH>
             <wp:positionV relativeFrom="paragraph">
-              <wp:posOffset>100368</wp:posOffset>
+              <wp:posOffset>160655</wp:posOffset>
             </wp:positionV>
-            <wp:extent cx="3376930" cy="6496050"/>
+            <wp:extent cx="3376930" cy="6991350"/>
             <wp:effectExtent l="152400" t="152400" r="356870" b="361950"/>
             <wp:wrapThrough wrapText="bothSides">
               <wp:wrapPolygon edited="0">
-                <wp:start x="487" y="-507"/>
-                <wp:lineTo x="-975" y="-380"/>
-                <wp:lineTo x="-853" y="21980"/>
-                <wp:lineTo x="731" y="22613"/>
-                <wp:lineTo x="853" y="22740"/>
-                <wp:lineTo x="21933" y="22740"/>
-                <wp:lineTo x="22055" y="22613"/>
-                <wp:lineTo x="23639" y="21980"/>
-                <wp:lineTo x="23761" y="633"/>
-                <wp:lineTo x="22299" y="-317"/>
-                <wp:lineTo x="22177" y="-507"/>
-                <wp:lineTo x="487" y="-507"/>
+                <wp:start x="487" y="-471"/>
+                <wp:lineTo x="-975" y="-353"/>
+                <wp:lineTo x="-975" y="21835"/>
+                <wp:lineTo x="-487" y="22247"/>
+                <wp:lineTo x="731" y="22542"/>
+                <wp:lineTo x="853" y="22659"/>
+                <wp:lineTo x="21933" y="22659"/>
+                <wp:lineTo x="22055" y="22542"/>
+                <wp:lineTo x="23152" y="22247"/>
+                <wp:lineTo x="23761" y="21365"/>
+                <wp:lineTo x="23761" y="589"/>
+                <wp:lineTo x="22299" y="-294"/>
+                <wp:lineTo x="22177" y="-471"/>
+                <wp:lineTo x="487" y="-471"/>
               </wp:wrapPolygon>
             </wp:wrapThrough>
             <wp:docPr id="3" name="Picture 3"/>
@@ -163,7 +184,7 @@
                   <pic:spPr bwMode="auto">
                     <a:xfrm>
                       <a:off x="0" y="0"/>
-                      <a:ext cx="3376930" cy="6496050"/>
+                      <a:ext cx="3376930" cy="6991350"/>
                     </a:xfrm>
                     <a:prstGeom prst="rect">
                       <a:avLst/>
@@ -596,7 +617,7 @@
               <wp:align>center</wp:align>
             </wp:positionH>
             <wp:positionV relativeFrom="paragraph">
-              <wp:posOffset>152831</wp:posOffset>
+              <wp:posOffset>152400</wp:posOffset>
             </wp:positionV>
             <wp:extent cx="5972810" cy="4749165"/>
             <wp:effectExtent l="152400" t="152400" r="294640" b="356235"/>
@@ -686,13 +707,144 @@
     <w:p>
       <w:pPr>
         <w:spacing w:after="0"/>
-      </w:pPr>
-      <w:r>
-        <w:rPr>
-          <w:rFonts w:ascii="Arial" w:eastAsia="Arial" w:hAnsi="Arial" w:cs="Arial"/>
-          <w:b/>
-          <w:sz w:val="28"/>
-        </w:rPr>
+        <w:rPr>
+          <w:rFonts w:ascii="Arial" w:eastAsia="Arial" w:hAnsi="Arial" w:cs="Arial"/>
+          <w:b/>
+          <w:sz w:val="28"/>
+        </w:rPr>
+      </w:pPr>
+    </w:p>
+    <w:p>
+      <w:pPr>
+        <w:spacing w:after="0"/>
+        <w:rPr>
+          <w:rFonts w:ascii="Arial" w:eastAsia="Arial" w:hAnsi="Arial" w:cs="Arial"/>
+          <w:b/>
+          <w:sz w:val="28"/>
+        </w:rPr>
+      </w:pPr>
+    </w:p>
+    <w:p>
+      <w:pPr>
+        <w:spacing w:after="0"/>
+        <w:rPr>
+          <w:rFonts w:ascii="Arial" w:eastAsia="Arial" w:hAnsi="Arial" w:cs="Arial"/>
+          <w:b/>
+          <w:sz w:val="28"/>
+        </w:rPr>
+      </w:pPr>
+    </w:p>
+    <w:p>
+      <w:pPr>
+        <w:spacing w:after="0"/>
+        <w:rPr>
+          <w:rFonts w:ascii="Arial" w:eastAsia="Arial" w:hAnsi="Arial" w:cs="Arial"/>
+          <w:b/>
+          <w:sz w:val="28"/>
+        </w:rPr>
+      </w:pPr>
+    </w:p>
+    <w:p>
+      <w:pPr>
+        <w:spacing w:after="0"/>
+        <w:rPr>
+          <w:rFonts w:ascii="Arial" w:eastAsia="Arial" w:hAnsi="Arial" w:cs="Arial"/>
+          <w:b/>
+          <w:sz w:val="28"/>
+        </w:rPr>
+      </w:pPr>
+    </w:p>
+    <w:p>
+      <w:pPr>
+        <w:spacing w:after="0"/>
+        <w:rPr>
+          <w:rFonts w:ascii="Arial" w:eastAsia="Arial" w:hAnsi="Arial" w:cs="Arial"/>
+          <w:b/>
+          <w:sz w:val="28"/>
+        </w:rPr>
+      </w:pPr>
+    </w:p>
+    <w:p>
+      <w:pPr>
+        <w:spacing w:after="0"/>
+        <w:rPr>
+          <w:rFonts w:ascii="Arial" w:eastAsia="Arial" w:hAnsi="Arial" w:cs="Arial"/>
+          <w:b/>
+          <w:sz w:val="28"/>
+        </w:rPr>
+      </w:pPr>
+    </w:p>
+    <w:p>
+      <w:pPr>
+        <w:spacing w:after="0"/>
+        <w:rPr>
+          <w:rFonts w:ascii="Arial" w:eastAsia="Arial" w:hAnsi="Arial" w:cs="Arial"/>
+          <w:b/>
+          <w:sz w:val="28"/>
+        </w:rPr>
+      </w:pPr>
+    </w:p>
+    <w:p>
+      <w:pPr>
+        <w:spacing w:after="0"/>
+        <w:rPr>
+          <w:rFonts w:ascii="Arial" w:eastAsia="Arial" w:hAnsi="Arial" w:cs="Arial"/>
+          <w:b/>
+          <w:sz w:val="28"/>
+        </w:rPr>
+      </w:pPr>
+    </w:p>
+    <w:p>
+      <w:pPr>
+        <w:spacing w:after="0"/>
+        <w:rPr>
+          <w:rFonts w:ascii="Arial" w:eastAsia="Arial" w:hAnsi="Arial" w:cs="Arial"/>
+          <w:b/>
+          <w:sz w:val="28"/>
+        </w:rPr>
+      </w:pPr>
+    </w:p>
+    <w:p>
+      <w:pPr>
+        <w:spacing w:after="0"/>
+        <w:rPr>
+          <w:rFonts w:ascii="Arial" w:eastAsia="Arial" w:hAnsi="Arial" w:cs="Arial"/>
+          <w:b/>
+          <w:sz w:val="28"/>
+        </w:rPr>
+      </w:pPr>
+    </w:p>
+    <w:p>
+      <w:pPr>
+        <w:spacing w:after="0"/>
+        <w:rPr>
+          <w:rFonts w:ascii="Arial" w:eastAsia="Arial" w:hAnsi="Arial" w:cs="Arial"/>
+          <w:b/>
+          <w:sz w:val="28"/>
+        </w:rPr>
+      </w:pPr>
+    </w:p>
+    <w:p>
+      <w:pPr>
+        <w:spacing w:after="0"/>
+        <w:rPr>
+          <w:rFonts w:ascii="Arial" w:eastAsia="Arial" w:hAnsi="Arial" w:cs="Arial"/>
+          <w:b/>
+          <w:sz w:val="28"/>
+        </w:rPr>
+      </w:pPr>
+    </w:p>
+    <w:p>
+      <w:pPr>
+        <w:spacing w:after="0"/>
+      </w:pPr>
+      <w:r>
+        <w:rPr>
+          <w:rFonts w:ascii="Arial" w:eastAsia="Arial" w:hAnsi="Arial" w:cs="Arial"/>
+          <w:b/>
+          <w:sz w:val="28"/>
+        </w:rPr>
+        <w:lastRenderedPageBreak/>
         <w:t xml:space="preserve">TASK # 02: </w:t>
       </w:r>
     </w:p>
@@ -723,7 +875,6 @@
           <w:noProof/>
           <w:sz w:val="28"/>
         </w:rPr>
-        <w:lastRenderedPageBreak/>
         <w:drawing>
           <wp:anchor distT="0" distB="0" distL="114300" distR="114300" simplePos="0" relativeHeight="251669504" behindDoc="0" locked="0" layoutInCell="1" allowOverlap="1" wp14:anchorId="62C68EC0" wp14:editId="765F5116">
             <wp:simplePos x="0" y="0"/>
@@ -899,7 +1050,50 @@
           <w:i/>
           <w:sz w:val="24"/>
         </w:rPr>
-        <w:t xml:space="preserve">Flow Chart </w:t>
+        <w:t xml:space="preserve">Flow </w:t>
+      </w:r>
+      <w:proofErr w:type="gramStart"/>
+      <w:r>
+        <w:rPr>
+          <w:rFonts w:ascii="Arial" w:eastAsia="Arial" w:hAnsi="Arial" w:cs="Arial"/>
+          <w:b/>
+          <w:i/>
+          <w:sz w:val="24"/>
+        </w:rPr>
+        <w:t xml:space="preserve">Chart </w:t>
+      </w:r>
+      <w:r>
+        <w:rPr>
+          <w:rFonts w:ascii="Arial" w:eastAsia="Arial" w:hAnsi="Arial" w:cs="Arial"/>
+          <w:b/>
+          <w:sz w:val="24"/>
+        </w:rPr>
+        <w:t>:</w:t>
+      </w:r>
+      <w:proofErr w:type="gramEnd"/>
+      <w:r>
+        <w:rPr>
+          <w:rFonts w:ascii="Arial" w:eastAsia="Arial" w:hAnsi="Arial" w:cs="Arial"/>
+          <w:b/>
+          <w:sz w:val="24"/>
+        </w:rPr>
+        <w:t xml:space="preserve"> </w:t>
+      </w:r>
+      <w:r>
+        <w:rPr>
+          <w:rFonts w:ascii="Arial" w:eastAsia="Arial" w:hAnsi="Arial" w:cs="Arial"/>
+          <w:sz w:val="24"/>
+        </w:rPr>
+        <w:t xml:space="preserve">10 minutes </w:t>
+      </w:r>
+      <w:r>
+        <w:rPr>
+          <w:rFonts w:ascii="Arial" w:eastAsia="Arial" w:hAnsi="Arial" w:cs="Arial"/>
+          <w:b/>
+          <w:i/>
+          <w:sz w:val="24"/>
+        </w:rPr>
+        <w:t xml:space="preserve">Coding </w:t>
       </w:r>
       <w:r>
         <w:rPr>
@@ -914,47 +1108,7 @@
           <w:rFonts w:ascii="Arial" w:eastAsia="Arial" w:hAnsi="Arial" w:cs="Arial"/>
           <w:sz w:val="24"/>
         </w:rPr>
-        <w:t xml:space="preserve">10 minutes </w:t>
-      </w:r>
-      <w:r>
-        <w:rPr>
-          <w:rFonts w:ascii="Arial" w:eastAsia="Arial" w:hAnsi="Arial" w:cs="Arial"/>
-          <w:b/>
-          <w:i/>
-          <w:sz w:val="24"/>
-        </w:rPr>
-        <w:t xml:space="preserve">Coding </w:t>
-      </w:r>
-      <w:r>
-        <w:rPr>
-          <w:rFonts w:ascii="Arial" w:eastAsia="Arial" w:hAnsi="Arial" w:cs="Arial"/>
-          <w:b/>
-          <w:sz w:val="24"/>
-        </w:rPr>
-        <w:t xml:space="preserve">: </w:t>
-      </w:r>
-      <w:r>
-        <w:rPr>
-          <w:rFonts w:ascii="Arial" w:eastAsia="Arial" w:hAnsi="Arial" w:cs="Arial"/>
-          <w:sz w:val="24"/>
-        </w:rPr>
-        <w:t xml:space="preserve">10 minutes </w:t>
-      </w:r>
-    </w:p>
-    <w:p>
-      <w:pPr>
-        <w:spacing w:after="141"/>
-        <w:rPr>
-          <w:rFonts w:ascii="Arial" w:eastAsia="Arial" w:hAnsi="Arial" w:cs="Arial"/>
-          <w:sz w:val="24"/>
-        </w:rPr>
-      </w:pPr>
-      <w:r>
-        <w:rPr>
-          <w:rFonts w:ascii="Arial" w:eastAsia="Arial" w:hAnsi="Arial" w:cs="Arial"/>
-          <w:sz w:val="24"/>
-        </w:rPr>
-        <w:t xml:space="preserve"> </w:t>
+        <w:t xml:space="preserve">10 minutes  </w:t>
       </w:r>
     </w:p>
     <w:p>
@@ -1002,15 +1156,34 @@
           <w:i/>
           <w:sz w:val="24"/>
         </w:rPr>
-        <w:t xml:space="preserve">Flow Chart </w:t>
-      </w:r>
-      <w:r>
-        <w:rPr>
-          <w:rFonts w:ascii="Arial" w:eastAsia="Arial" w:hAnsi="Arial" w:cs="Arial"/>
-          <w:b/>
-          <w:sz w:val="24"/>
-        </w:rPr>
-        <w:t xml:space="preserve">: </w:t>
+        <w:t xml:space="preserve">Flow </w:t>
+      </w:r>
+      <w:proofErr w:type="gramStart"/>
+      <w:r>
+        <w:rPr>
+          <w:rFonts w:ascii="Arial" w:eastAsia="Arial" w:hAnsi="Arial" w:cs="Arial"/>
+          <w:b/>
+          <w:i/>
+          <w:sz w:val="24"/>
+        </w:rPr>
+        <w:t xml:space="preserve">Chart </w:t>
+      </w:r>
+      <w:r>
+        <w:rPr>
+          <w:rFonts w:ascii="Arial" w:eastAsia="Arial" w:hAnsi="Arial" w:cs="Arial"/>
+          <w:b/>
+          <w:sz w:val="24"/>
+        </w:rPr>
+        <w:t>:</w:t>
+      </w:r>
+      <w:proofErr w:type="gramEnd"/>
+      <w:r>
+        <w:rPr>
+          <w:rFonts w:ascii="Arial" w:eastAsia="Arial" w:hAnsi="Arial" w:cs="Arial"/>
+          <w:b/>
+          <w:sz w:val="24"/>
+        </w:rPr>
+        <w:t xml:space="preserve"> </w:t>
       </w:r>
       <w:r>
         <w:rPr>
@@ -1892,7 +2065,23 @@
           <w:rFonts w:ascii="Arial" w:eastAsia="Arial" w:hAnsi="Arial" w:cs="Arial"/>
           <w:sz w:val="24"/>
         </w:rPr>
-        <w:t xml:space="preserve">Take three points from the user (x1,y1), (x2,y2) and (x3, y3). Figure out whether these three points constitute a right-angle triangle? </w:t>
+        <w:t>Take three points from the user (x</w:t>
+      </w:r>
+      <w:proofErr w:type="gramStart"/>
+      <w:r>
+        <w:rPr>
+          <w:rFonts w:ascii="Arial" w:eastAsia="Arial" w:hAnsi="Arial" w:cs="Arial"/>
+          <w:sz w:val="24"/>
+        </w:rPr>
+        <w:t>1,y</w:t>
+      </w:r>
+      <w:proofErr w:type="gramEnd"/>
+      <w:r>
+        <w:rPr>
+          <w:rFonts w:ascii="Arial" w:eastAsia="Arial" w:hAnsi="Arial" w:cs="Arial"/>
+          <w:sz w:val="24"/>
+        </w:rPr>
+        <w:t xml:space="preserve">1), (x2,y2) and (x3, y3). Figure out whether these three points constitute a right-angle triangle? </w:t>
       </w:r>
     </w:p>
     <w:p>
@@ -1968,11 +2157,25 @@
         <w:spacing w:after="0" w:line="364" w:lineRule="auto"/>
         <w:ind w:right="966"/>
       </w:pPr>
+      <w:bookmarkStart w:id="0" w:name="_GoBack"/>
       <w:r>
         <w:rPr>
           <w:noProof/>
         </w:rPr>
         <w:lastRenderedPageBreak/>
+        <w:pict>
+          <v:shape id="_x0000_s1028" type="#_x0000_t75" style="position:absolute;margin-left:36.2pt;margin-top:499.1pt;width:370.5pt;height:177pt;z-index:-251636736;mso-position-horizontal-relative:text;mso-position-vertical-relative:text;mso-width-relative:page;mso-height-relative:page" wrapcoords="-74 0 -74 21692 0 21692 21748 21692 21748 183 21674 0 -74 0">
+            <v:imagedata r:id="rId18" o:title="out6" cropleft="33853f"/>
+            <v:shadow on="t"/>
+            <w10:wrap type="through"/>
+          </v:shape>
+        </w:pict>
+      </w:r>
+      <w:bookmarkEnd w:id="0"/>
+      <w:r>
+        <w:rPr>
+          <w:noProof/>
+        </w:rPr>
         <w:drawing>
           <wp:anchor distT="0" distB="0" distL="114300" distR="114300" simplePos="0" relativeHeight="251665408" behindDoc="0" locked="0" layoutInCell="1" allowOverlap="1" wp14:anchorId="54DD0658" wp14:editId="3E49460B">
             <wp:simplePos x="0" y="0"/>
@@ -2014,7 +2217,7 @@
                     <pic:cNvPicPr/>
                   </pic:nvPicPr>
                   <pic:blipFill rotWithShape="1">
-                    <a:blip r:embed="rId18">
+                    <a:blip r:embed="rId19">
                       <a:extLst>
                         <a:ext uri="{28A0092B-C50C-407E-A947-70E740481C1C}">
                           <a14:useLocalDpi xmlns:a14="http://schemas.microsoft.com/office/drawing/2010/main" val="0"/>
@@ -2059,18 +2262,6 @@
             </wp14:sizeRelV>
           </wp:anchor>
         </w:drawing>
-      </w:r>
-      <w:r>
-        <w:rPr>
-          <w:noProof/>
-        </w:rPr>
-        <w:pict>
-          <v:shape id="_x0000_s1028" type="#_x0000_t75" style="position:absolute;margin-left:48.2pt;margin-top:498.4pt;width:355pt;height:177pt;z-index:-251636736;mso-position-horizontal-relative:text;mso-position-vertical-relative:text;mso-width-relative:page;mso-height-relative:page" wrapcoords="-74 0 -74 21692 0 21692 21748 21692 21748 183 21674 0 -74 0">
-            <v:imagedata r:id="rId19" o:title="out6" cropleft="33853f"/>
-            <v:shadow on="t"/>
-            <w10:wrap type="through"/>
-          </v:shape>
-        </w:pict>
       </w:r>
     </w:p>
     <w:p>
@@ -2696,7 +2887,7 @@
         <w:lastRenderedPageBreak/>
         <w:pict>
           <v:shape id="_x0000_s1029" type="#_x0000_t75" style="position:absolute;margin-left:31.2pt;margin-top:13.1pt;width:390pt;height:177pt;z-index:-251634688;mso-position-horizontal-relative:text;mso-position-vertical-relative:text;mso-width-relative:page;mso-height-relative:page" wrapcoords="-74 0 -74 21692 0 21692 21747 21692 21747 183 21674 0 -74 0" strokecolor="blue">
-            <v:imagedata r:id="rId19" o:title="out7" cropleft="33708f"/>
+            <v:imagedata r:id="rId18" o:title="out7" cropleft="33708f"/>
             <v:shadow on="t"/>
             <w10:wrap type="through"/>
           </v:shape>
@@ -2870,7 +3061,87 @@
           <w:rFonts w:ascii="Arial" w:eastAsia="Arial" w:hAnsi="Arial" w:cs="Arial"/>
           <w:sz w:val="24"/>
         </w:rPr>
-        <w:t xml:space="preserve">For this task, you will complete bit_ops.c, available in the attached zip files folder. By implementing the bit manipulation functions get_bit, set_bit, and flip_bit (shown below). You may ONLY use bitwise operations such as and (&amp;), or (|), xor (^), not (~), left shifts (&lt;&gt;). You may not use any for/while loops or conditional statements. You also may not use modulo (%), division, addition, subtraction, or multiplication for this question. </w:t>
+        <w:t xml:space="preserve">For this task, you will complete </w:t>
+      </w:r>
+      <w:proofErr w:type="spellStart"/>
+      <w:r>
+        <w:rPr>
+          <w:rFonts w:ascii="Arial" w:eastAsia="Arial" w:hAnsi="Arial" w:cs="Arial"/>
+          <w:sz w:val="24"/>
+        </w:rPr>
+        <w:t>bit_ops.c</w:t>
+      </w:r>
+      <w:proofErr w:type="spellEnd"/>
+      <w:r>
+        <w:rPr>
+          <w:rFonts w:ascii="Arial" w:eastAsia="Arial" w:hAnsi="Arial" w:cs="Arial"/>
+          <w:sz w:val="24"/>
+        </w:rPr>
+        <w:t xml:space="preserve">, available in the attached zip files folder. By implementing the bit manipulation functions </w:t>
+      </w:r>
+      <w:proofErr w:type="spellStart"/>
+      <w:r>
+        <w:rPr>
+          <w:rFonts w:ascii="Arial" w:eastAsia="Arial" w:hAnsi="Arial" w:cs="Arial"/>
+          <w:sz w:val="24"/>
+        </w:rPr>
+        <w:t>get_bit</w:t>
+      </w:r>
+      <w:proofErr w:type="spellEnd"/>
+      <w:r>
+        <w:rPr>
+          <w:rFonts w:ascii="Arial" w:eastAsia="Arial" w:hAnsi="Arial" w:cs="Arial"/>
+          <w:sz w:val="24"/>
+        </w:rPr>
+        <w:t xml:space="preserve">, </w:t>
+      </w:r>
+      <w:proofErr w:type="spellStart"/>
+      <w:r>
+        <w:rPr>
+          <w:rFonts w:ascii="Arial" w:eastAsia="Arial" w:hAnsi="Arial" w:cs="Arial"/>
+          <w:sz w:val="24"/>
+        </w:rPr>
+        <w:t>set_bit</w:t>
+      </w:r>
+      <w:proofErr w:type="spellEnd"/>
+      <w:r>
+        <w:rPr>
+          <w:rFonts w:ascii="Arial" w:eastAsia="Arial" w:hAnsi="Arial" w:cs="Arial"/>
+          <w:sz w:val="24"/>
+        </w:rPr>
+        <w:t xml:space="preserve">, and </w:t>
+      </w:r>
+      <w:proofErr w:type="spellStart"/>
+      <w:r>
+        <w:rPr>
+          <w:rFonts w:ascii="Arial" w:eastAsia="Arial" w:hAnsi="Arial" w:cs="Arial"/>
+          <w:sz w:val="24"/>
+        </w:rPr>
+        <w:t>flip_bit</w:t>
+      </w:r>
+      <w:proofErr w:type="spellEnd"/>
+      <w:r>
+        <w:rPr>
+          <w:rFonts w:ascii="Arial" w:eastAsia="Arial" w:hAnsi="Arial" w:cs="Arial"/>
+          <w:sz w:val="24"/>
+        </w:rPr>
+        <w:t xml:space="preserve"> (shown below). You may ONLY use bitwise operations such as and (&amp;), or (|), </w:t>
+      </w:r>
+      <w:proofErr w:type="spellStart"/>
+      <w:r>
+        <w:rPr>
+          <w:rFonts w:ascii="Arial" w:eastAsia="Arial" w:hAnsi="Arial" w:cs="Arial"/>
+          <w:sz w:val="24"/>
+        </w:rPr>
+        <w:t>xor</w:t>
+      </w:r>
+      <w:proofErr w:type="spellEnd"/>
+      <w:r>
+        <w:rPr>
+          <w:rFonts w:ascii="Arial" w:eastAsia="Arial" w:hAnsi="Arial" w:cs="Arial"/>
+          <w:sz w:val="24"/>
+        </w:rPr>
+        <w:t xml:space="preserve"> (^), not (~), left shifts (&lt;&gt;). You may not use any for/while loops or conditional statements. You also may not use modulo (%), division, addition, subtraction, or multiplication for this question. </w:t>
       </w:r>
     </w:p>
     <w:p>
@@ -2884,7 +3155,55 @@
           <w:rFonts w:ascii="Arial" w:eastAsia="Arial" w:hAnsi="Arial" w:cs="Arial"/>
           <w:sz w:val="24"/>
         </w:rPr>
-        <w:t xml:space="preserve">Finish implementing get_bit, set_bit, and flip_bit. </w:t>
+        <w:t xml:space="preserve">Finish implementing </w:t>
+      </w:r>
+      <w:proofErr w:type="spellStart"/>
+      <w:r>
+        <w:rPr>
+          <w:rFonts w:ascii="Arial" w:eastAsia="Arial" w:hAnsi="Arial" w:cs="Arial"/>
+          <w:sz w:val="24"/>
+        </w:rPr>
+        <w:t>get_bit</w:t>
+      </w:r>
+      <w:proofErr w:type="spellEnd"/>
+      <w:r>
+        <w:rPr>
+          <w:rFonts w:ascii="Arial" w:eastAsia="Arial" w:hAnsi="Arial" w:cs="Arial"/>
+          <w:sz w:val="24"/>
+        </w:rPr>
+        <w:t xml:space="preserve">, </w:t>
+      </w:r>
+      <w:proofErr w:type="spellStart"/>
+      <w:r>
+        <w:rPr>
+          <w:rFonts w:ascii="Arial" w:eastAsia="Arial" w:hAnsi="Arial" w:cs="Arial"/>
+          <w:sz w:val="24"/>
+        </w:rPr>
+        <w:t>set_bit</w:t>
+      </w:r>
+      <w:proofErr w:type="spellEnd"/>
+      <w:r>
+        <w:rPr>
+          <w:rFonts w:ascii="Arial" w:eastAsia="Arial" w:hAnsi="Arial" w:cs="Arial"/>
+          <w:sz w:val="24"/>
+        </w:rPr>
+        <w:t xml:space="preserve">, and </w:t>
+      </w:r>
+      <w:proofErr w:type="spellStart"/>
+      <w:r>
+        <w:rPr>
+          <w:rFonts w:ascii="Arial" w:eastAsia="Arial" w:hAnsi="Arial" w:cs="Arial"/>
+          <w:sz w:val="24"/>
+        </w:rPr>
+        <w:t>flip_bit</w:t>
+      </w:r>
+      <w:proofErr w:type="spellEnd"/>
+      <w:r>
+        <w:rPr>
+          <w:rFonts w:ascii="Arial" w:eastAsia="Arial" w:hAnsi="Arial" w:cs="Arial"/>
+          <w:sz w:val="24"/>
+        </w:rPr>
+        <w:t xml:space="preserve">. </w:t>
       </w:r>
     </w:p>
     <w:p>
@@ -2906,35 +3225,103 @@
         <w:spacing w:after="161"/>
         <w:ind w:left="19" w:hanging="10"/>
       </w:pPr>
+      <w:proofErr w:type="spellStart"/>
       <w:r>
         <w:rPr>
           <w:rFonts w:ascii="Arial" w:eastAsia="Arial" w:hAnsi="Arial" w:cs="Arial"/>
           <w:sz w:val="24"/>
           <w:shd w:val="clear" w:color="auto" w:fill="D3D3D3"/>
         </w:rPr>
-        <w:t>Gcc bit_ops.c test_bit_ops.c -o bit_ops</w:t>
-      </w:r>
-      <w:r>
-        <w:rPr>
-          <w:rFonts w:ascii="Arial" w:eastAsia="Arial" w:hAnsi="Arial" w:cs="Arial"/>
-          <w:sz w:val="24"/>
+        <w:t>Gcc</w:t>
+      </w:r>
+      <w:proofErr w:type="spellEnd"/>
+      <w:r>
+        <w:rPr>
+          <w:rFonts w:ascii="Arial" w:eastAsia="Arial" w:hAnsi="Arial" w:cs="Arial"/>
+          <w:sz w:val="24"/>
+          <w:shd w:val="clear" w:color="auto" w:fill="D3D3D3"/>
         </w:rPr>
         <w:t xml:space="preserve"> </w:t>
       </w:r>
+      <w:proofErr w:type="spellStart"/>
+      <w:r>
+        <w:rPr>
+          <w:rFonts w:ascii="Arial" w:eastAsia="Arial" w:hAnsi="Arial" w:cs="Arial"/>
+          <w:sz w:val="24"/>
+          <w:shd w:val="clear" w:color="auto" w:fill="D3D3D3"/>
+        </w:rPr>
+        <w:t>bit_ops.c</w:t>
+      </w:r>
+      <w:proofErr w:type="spellEnd"/>
+      <w:r>
+        <w:rPr>
+          <w:rFonts w:ascii="Arial" w:eastAsia="Arial" w:hAnsi="Arial" w:cs="Arial"/>
+          <w:sz w:val="24"/>
+          <w:shd w:val="clear" w:color="auto" w:fill="D3D3D3"/>
+        </w:rPr>
+        <w:t xml:space="preserve"> </w:t>
+      </w:r>
+      <w:proofErr w:type="spellStart"/>
+      <w:r>
+        <w:rPr>
+          <w:rFonts w:ascii="Arial" w:eastAsia="Arial" w:hAnsi="Arial" w:cs="Arial"/>
+          <w:sz w:val="24"/>
+          <w:shd w:val="clear" w:color="auto" w:fill="D3D3D3"/>
+        </w:rPr>
+        <w:t>test_bit_ops.c</w:t>
+      </w:r>
+      <w:proofErr w:type="spellEnd"/>
+      <w:r>
+        <w:rPr>
+          <w:rFonts w:ascii="Arial" w:eastAsia="Arial" w:hAnsi="Arial" w:cs="Arial"/>
+          <w:sz w:val="24"/>
+          <w:shd w:val="clear" w:color="auto" w:fill="D3D3D3"/>
+        </w:rPr>
+        <w:t xml:space="preserve"> -o </w:t>
+      </w:r>
+      <w:proofErr w:type="spellStart"/>
+      <w:r>
+        <w:rPr>
+          <w:rFonts w:ascii="Arial" w:eastAsia="Arial" w:hAnsi="Arial" w:cs="Arial"/>
+          <w:sz w:val="24"/>
+          <w:shd w:val="clear" w:color="auto" w:fill="D3D3D3"/>
+        </w:rPr>
+        <w:t>bit_ops</w:t>
+      </w:r>
+      <w:proofErr w:type="spellEnd"/>
+      <w:r>
+        <w:rPr>
+          <w:rFonts w:ascii="Arial" w:eastAsia="Arial" w:hAnsi="Arial" w:cs="Arial"/>
+          <w:sz w:val="24"/>
+        </w:rPr>
+        <w:t xml:space="preserve"> </w:t>
+      </w:r>
     </w:p>
     <w:p>
       <w:pPr>
         <w:spacing w:after="161"/>
         <w:ind w:left="19" w:hanging="10"/>
       </w:pPr>
+      <w:proofErr w:type="gramStart"/>
       <w:r>
         <w:rPr>
           <w:rFonts w:ascii="Arial" w:eastAsia="Arial" w:hAnsi="Arial" w:cs="Arial"/>
           <w:sz w:val="24"/>
           <w:shd w:val="clear" w:color="auto" w:fill="D3D3D3"/>
         </w:rPr>
-        <w:t>./bit_ops</w:t>
-      </w:r>
+        <w:t>./</w:t>
+      </w:r>
+      <w:proofErr w:type="spellStart"/>
+      <w:proofErr w:type="gramEnd"/>
+      <w:r>
+        <w:rPr>
+          <w:rFonts w:ascii="Arial" w:eastAsia="Arial" w:hAnsi="Arial" w:cs="Arial"/>
+          <w:sz w:val="24"/>
+          <w:shd w:val="clear" w:color="auto" w:fill="D3D3D3"/>
+        </w:rPr>
+        <w:t>bit_ops</w:t>
+      </w:r>
+      <w:proofErr w:type="spellEnd"/>
       <w:r>
         <w:rPr>
           <w:rFonts w:ascii="Arial" w:eastAsia="Arial" w:hAnsi="Arial" w:cs="Arial"/>
@@ -3131,8 +3518,6 @@
       </w:tabs>
       <w:spacing w:after="0"/>
     </w:pPr>
-    <w:bookmarkStart w:id="0" w:name="_GoBack"/>
-    <w:bookmarkEnd w:id="0"/>
     <w:r>
       <w:rPr>
         <w:rFonts w:ascii="Verdana" w:eastAsia="Verdana" w:hAnsi="Verdana" w:cs="Verdana"/>
@@ -3153,7 +3538,7 @@
         <w:rFonts w:ascii="Verdana" w:eastAsia="Verdana" w:hAnsi="Verdana" w:cs="Verdana"/>
         <w:noProof/>
       </w:rPr>
-      <w:t>3</w:t>
+      <w:t>11</w:t>
     </w:r>
     <w:r>
       <w:rPr>
